--- a/backend-exhibits/NFS to SharePoint Online Standard Plan - Standard Include.docx
+++ b/backend-exhibits/NFS to SharePoint Online Standard Plan - Standard Include.docx
@@ -49,7 +49,7 @@
             </w:pPr>
             <w:r>
               <w:rPr>
-                <w:rFonts w:ascii="Arial" w:eastAsia="Arial" w:hAnsi="Arial" w:cs="Arial"/>
+                <w:rFonts w:ascii="Arial" w:hAnsi="Arial" w:cs="Arial" w:eastAsia="Arial"/>
                 <w:b/>
                 <w:sz w:val="21"/>
               </w:rPr>
@@ -79,7 +79,7 @@
             </w:pPr>
             <w:r>
               <w:rPr>
-                <w:rFonts w:ascii="Arial" w:eastAsia="Arial" w:hAnsi="Arial" w:cs="Arial"/>
+                <w:rFonts w:ascii="Arial" w:hAnsi="Arial" w:cs="Arial" w:eastAsia="Arial"/>
                 <w:b/>
                 <w:sz w:val="21"/>
               </w:rPr>
@@ -103,7 +103,7 @@
             </w:pPr>
             <w:r>
               <w:rPr>
-                <w:rFonts w:ascii="Arial" w:eastAsia="Arial" w:hAnsi="Arial" w:cs="Arial"/>
+                <w:rFonts w:ascii="Arial" w:hAnsi="Arial" w:cs="Arial" w:eastAsia="Arial"/>
                 <w:sz w:val="21"/>
               </w:rPr>
               <w:t>The initial data migration from source to destination is considered as One-time migration.</w:t>
@@ -133,9 +133,9 @@
             </w:pPr>
             <w:r>
               <w:rPr>
-                <w:rFonts w:ascii="Arial" w:eastAsia="Arial" w:hAnsi="Arial" w:cs="Arial"/>
+                <w:rFonts w:ascii="Arial" w:hAnsi="Arial" w:cs="Arial" w:eastAsia="Arial"/>
                 <w:b/>
-                <w:sz w:val="19"/>
+                <w:sz w:val="21"/>
               </w:rPr>
               <w:t>Delta Migration</w:t>
             </w:r>
@@ -157,7 +157,7 @@
             </w:pPr>
             <w:r>
               <w:rPr>
-                <w:rFonts w:ascii="Arial" w:eastAsia="Arial" w:hAnsi="Arial" w:cs="Arial"/>
+                <w:rFonts w:ascii="Arial" w:hAnsi="Arial" w:cs="Arial" w:eastAsia="Arial"/>
                 <w:sz w:val="21"/>
               </w:rPr>
               <w:t>Migration of incremental changes made in source during the onetime migration.</w:t>
@@ -186,7 +186,7 @@
             </w:pPr>
             <w:r>
               <w:rPr>
-                <w:rFonts w:ascii="Arial" w:eastAsia="Arial" w:hAnsi="Arial" w:cs="Arial"/>
+                <w:rFonts w:ascii="Arial" w:hAnsi="Arial" w:cs="Arial" w:eastAsia="Arial"/>
                 <w:b/>
                 <w:sz w:val="21"/>
               </w:rPr>
@@ -210,7 +210,7 @@
             </w:pPr>
             <w:r>
               <w:rPr>
-                <w:rFonts w:ascii="Arial" w:eastAsia="Arial" w:hAnsi="Arial" w:cs="Arial"/>
+                <w:rFonts w:ascii="Arial" w:hAnsi="Arial" w:cs="Arial" w:eastAsia="Arial"/>
                 <w:sz w:val="21"/>
               </w:rPr>
               <w:t xml:space="preserve">An option to map source and destination users through a visual selection of folders in the </w:t>
@@ -218,7 +218,7 @@
             <w:proofErr w:type="spellStart"/>
             <w:r>
               <w:rPr>
-                <w:rFonts w:ascii="Arial" w:eastAsia="Arial" w:hAnsi="Arial" w:cs="Arial"/>
+                <w:rFonts w:ascii="Arial" w:hAnsi="Arial" w:cs="Arial" w:eastAsia="Arial"/>
                 <w:sz w:val="21"/>
               </w:rPr>
               <w:t>CloudFuze</w:t>
@@ -226,7 +226,7 @@
             <w:proofErr w:type="spellEnd"/>
             <w:r>
               <w:rPr>
-                <w:rFonts w:ascii="Arial" w:eastAsia="Arial" w:hAnsi="Arial" w:cs="Arial"/>
+                <w:rFonts w:ascii="Arial" w:hAnsi="Arial" w:cs="Arial" w:eastAsia="Arial"/>
                 <w:sz w:val="21"/>
               </w:rPr>
               <w:t xml:space="preserve"> webapp.</w:t>
@@ -255,7 +255,7 @@
             </w:pPr>
             <w:r>
               <w:rPr>
-                <w:rFonts w:ascii="Arial" w:eastAsia="Arial" w:hAnsi="Arial" w:cs="Arial"/>
+                <w:rFonts w:ascii="Arial" w:hAnsi="Arial" w:cs="Arial" w:eastAsia="Arial"/>
                 <w:b/>
                 <w:sz w:val="21"/>
               </w:rPr>
@@ -280,7 +280,7 @@
             <w:proofErr w:type="spellStart"/>
             <w:r>
               <w:rPr>
-                <w:rFonts w:ascii="Arial" w:eastAsia="Arial" w:hAnsi="Arial" w:cs="Arial"/>
+                <w:rFonts w:ascii="Arial" w:hAnsi="Arial" w:cs="Arial" w:eastAsia="Arial"/>
                 <w:sz w:val="21"/>
               </w:rPr>
               <w:t>CloudFuze</w:t>
@@ -288,7 +288,7 @@
             <w:proofErr w:type="spellEnd"/>
             <w:r>
               <w:rPr>
-                <w:rFonts w:ascii="Arial" w:eastAsia="Arial" w:hAnsi="Arial" w:cs="Arial"/>
+                <w:rFonts w:ascii="Arial" w:hAnsi="Arial" w:cs="Arial" w:eastAsia="Arial"/>
                 <w:sz w:val="21"/>
               </w:rPr>
               <w:t xml:space="preserve"> preserves all root folder permissions along with access levels.</w:t>
@@ -317,7 +317,7 @@
             </w:pPr>
             <w:r>
               <w:rPr>
-                <w:rFonts w:ascii="Arial" w:eastAsia="Arial" w:hAnsi="Arial" w:cs="Arial"/>
+                <w:rFonts w:ascii="Arial" w:hAnsi="Arial" w:cs="Arial" w:eastAsia="Arial"/>
                 <w:b/>
                 <w:sz w:val="21"/>
               </w:rPr>
@@ -342,7 +342,7 @@
             <w:proofErr w:type="spellStart"/>
             <w:r>
               <w:rPr>
-                <w:rFonts w:ascii="Arial" w:eastAsia="Arial" w:hAnsi="Arial" w:cs="Arial"/>
+                <w:rFonts w:ascii="Arial" w:hAnsi="Arial" w:cs="Arial" w:eastAsia="Arial"/>
                 <w:sz w:val="21"/>
               </w:rPr>
               <w:t>CloudFuze</w:t>
@@ -350,7 +350,7 @@
             <w:proofErr w:type="spellEnd"/>
             <w:r>
               <w:rPr>
-                <w:rFonts w:ascii="Arial" w:eastAsia="Arial" w:hAnsi="Arial" w:cs="Arial"/>
+                <w:rFonts w:ascii="Arial" w:hAnsi="Arial" w:cs="Arial" w:eastAsia="Arial"/>
                 <w:sz w:val="21"/>
               </w:rPr>
               <w:t xml:space="preserve"> preserves all subfolder permissions along with access levels.</w:t>
@@ -379,7 +379,7 @@
             </w:pPr>
             <w:r>
               <w:rPr>
-                <w:rFonts w:ascii="Arial" w:eastAsia="Arial" w:hAnsi="Arial" w:cs="Arial"/>
+                <w:rFonts w:ascii="Arial" w:hAnsi="Arial" w:cs="Arial" w:eastAsia="Arial"/>
                 <w:b/>
                 <w:sz w:val="21"/>
               </w:rPr>
@@ -403,7 +403,7 @@
             </w:pPr>
             <w:r>
               <w:rPr>
-                <w:rFonts w:ascii="Arial" w:eastAsia="Arial" w:hAnsi="Arial" w:cs="Arial"/>
+                <w:rFonts w:ascii="Arial" w:hAnsi="Arial" w:cs="Arial" w:eastAsia="Arial"/>
                 <w:sz w:val="21"/>
               </w:rPr>
               <w:t>Maintaining the original timestamps, including creation and modification dates and times, when transferring data to the destination cloud.</w:t>
@@ -432,7 +432,7 @@
             </w:pPr>
             <w:r>
               <w:rPr>
-                <w:rFonts w:ascii="Arial" w:eastAsia="Arial" w:hAnsi="Arial" w:cs="Arial"/>
+                <w:rFonts w:ascii="Arial" w:hAnsi="Arial" w:cs="Arial" w:eastAsia="Arial"/>
                 <w:b/>
                 <w:sz w:val="21"/>
               </w:rPr>
@@ -456,7 +456,7 @@
             </w:pPr>
             <w:r>
               <w:rPr>
-                <w:rFonts w:ascii="Arial" w:eastAsia="Arial" w:hAnsi="Arial" w:cs="Arial"/>
+                <w:rFonts w:ascii="Arial" w:hAnsi="Arial" w:cs="Arial" w:eastAsia="Arial"/>
                 <w:sz w:val="21"/>
               </w:rPr>
               <w:t>If the destination cloud has a long folder path limitation, the system automatically adjusts the destination's path as per the limitation.</w:t>
@@ -485,7 +485,7 @@
             </w:pPr>
             <w:r>
               <w:rPr>
-                <w:rFonts w:ascii="Arial" w:eastAsia="Arial" w:hAnsi="Arial" w:cs="Arial"/>
+                <w:rFonts w:ascii="Arial" w:hAnsi="Arial" w:cs="Arial" w:eastAsia="Arial"/>
                 <w:b/>
                 <w:sz w:val="21"/>
               </w:rPr>
@@ -509,7 +509,7 @@
             </w:pPr>
             <w:r>
               <w:rPr>
-                <w:rFonts w:ascii="Arial" w:eastAsia="Arial" w:hAnsi="Arial" w:cs="Arial"/>
+                <w:rFonts w:ascii="Arial" w:hAnsi="Arial" w:cs="Arial" w:eastAsia="Arial"/>
                 <w:sz w:val="21"/>
               </w:rPr>
               <w:t>Special characters not supported by the destination cloud will be automatically replaced with underscores (_) or hyphens (-). This ensures that the integrity of the data is maintained during the migration process.</w:t>
@@ -533,10 +533,10 @@
   <w:docDefaults>
     <w:rPrDefault>
       <w:rPr>
-        <w:rFonts w:asciiTheme="minorHAnsi" w:eastAsiaTheme="minorEastAsia" w:hAnsiTheme="minorHAnsi" w:cstheme="minorBidi"/>
+        <w:rFonts w:ascii="Arial" w:hAnsi="Arial" w:cs="Arial" w:eastAsia="Arial"/>
         <w:kern w:val="2"/>
-        <w:sz w:val="24"/>
-        <w:szCs w:val="24"/>
+        <w:sz w:val="21"/>
+        <w:szCs w:val="21"/>
         <w:lang w:val="en-IN" w:eastAsia="en-IN" w:bidi="ar-SA"/>
         <w14:ligatures w14:val="standardContextual"/>
       </w:rPr>
@@ -932,9 +932,9 @@
       <w:spacing w:line="259" w:lineRule="auto"/>
     </w:pPr>
     <w:rPr>
-      <w:rFonts w:ascii="Calibri" w:eastAsia="Calibri" w:hAnsi="Calibri" w:cs="Calibri"/>
+      <w:rFonts w:ascii="Arial" w:hAnsi="Arial" w:cs="Arial" w:eastAsia="Arial"/>
       <w:color w:val="000000"/>
-      <w:sz w:val="22"/>
+      <w:sz w:val="21"/>
     </w:rPr>
   </w:style>
   <w:style w:type="character" w:default="1" w:styleId="DefaultParagraphFont">
